--- a/release/mbc-evidence-dag-paper-A-NSCLC-only-v3.1.0.docx
+++ b/release/mbc-evidence-dag-paper-A-NSCLC-only-v3.1.0.docx
@@ -32,7 +32,7 @@
         <w:pStyle w:val="Author"/>
       </w:pPr>
       <w:r>
-        <w:t xml:space="preserve">H.-T. Lin</w:t>
+        <w:t xml:space="preserve">Hsieh-Ting Lin</w:t>
       </w:r>
     </w:p>
     <w:p>
@@ -2914,7 +2914,7 @@
           <w:rPr>
             <w:rStyle w:val="Hyperlink"/>
           </w:rPr>
-          <w:t xml:space="preserve">https://github.com/htlin/mbc-evidence-dag-paper</w:t>
+          <w:t xml:space="preserve">https://github.com/htlin222/mbc-evidence-dag-paper</w:t>
         </w:r>
       </w:hyperlink>
       <w:r>

--- a/release/mbc-evidence-dag-paper-A-NSCLC-only-v3.1.0.docx
+++ b/release/mbc-evidence-dag-paper-A-NSCLC-only-v3.1.0.docx
@@ -2439,7 +2439,7 @@
     </w:p>
     <w:bookmarkEnd w:id="26"/>
     <w:bookmarkEnd w:id="27"/>
-    <w:bookmarkStart w:id="91" w:name="sec:discussion"/>
+    <w:bookmarkStart w:id="92" w:name="sec:discussion"/>
     <w:p>
       <w:pPr>
         <w:pStyle w:val="Heading1"/>
@@ -2878,7 +2878,7 @@
       </w:r>
     </w:p>
     <w:bookmarkEnd w:id="34"/>
-    <w:bookmarkStart w:id="36" w:name="data-and-code-availability"/>
+    <w:bookmarkStart w:id="37" w:name="data-and-code-availability"/>
     <w:p>
       <w:pPr>
         <w:pStyle w:val="Heading2"/>
@@ -2933,11 +2933,25 @@
         <w:t xml:space="preserve">v3.1.0</w:t>
       </w:r>
       <w:r>
-        <w:t xml:space="preserve">; Zenodo DOI minted at release.</w:t>
-      </w:r>
-    </w:p>
-    <w:bookmarkEnd w:id="36"/>
-    <w:bookmarkStart w:id="37" w:name="pre-registration"/>
+        <w:t xml:space="preserve">. The underlying v3.0.0 analysis pipeline is permanently archived at Zenodo:</w:t>
+      </w:r>
+      <w:r>
+        <w:t xml:space="preserve"> </w:t>
+      </w:r>
+      <w:hyperlink r:id="rId36">
+        <w:r>
+          <w:rPr>
+            <w:rStyle w:val="Hyperlink"/>
+          </w:rPr>
+          <w:t xml:space="preserve">https://doi.org/10.5281/zenodo.20250848</w:t>
+        </w:r>
+      </w:hyperlink>
+      <w:r>
+        <w:t xml:space="preserve">.</w:t>
+      </w:r>
+    </w:p>
+    <w:bookmarkEnd w:id="37"/>
+    <w:bookmarkStart w:id="38" w:name="pre-registration"/>
     <w:p>
       <w:pPr>
         <w:pStyle w:val="Heading2"/>
@@ -2975,8 +2989,8 @@
         <w:t xml:space="preserve">, committed before any NSCLC outcome-touching analysis. Companion methods preprint at medRxiv [DOI pending].</w:t>
       </w:r>
     </w:p>
-    <w:bookmarkEnd w:id="37"/>
-    <w:bookmarkStart w:id="38" w:name="author-contributions-credit"/>
+    <w:bookmarkEnd w:id="38"/>
+    <w:bookmarkStart w:id="39" w:name="author-contributions-credit"/>
     <w:p>
       <w:pPr>
         <w:pStyle w:val="Heading2"/>
@@ -3000,8 +3014,8 @@
         <w:t xml:space="preserve">: Conceptualization, Methodology, Software, Formal analysis, Investigation, Data curation, Validation, Visualization, Writing – original draft, Writing – review &amp; editing.</w:t>
       </w:r>
     </w:p>
-    <w:bookmarkEnd w:id="38"/>
-    <w:bookmarkStart w:id="39" w:name="conflicts-of-interest"/>
+    <w:bookmarkEnd w:id="39"/>
+    <w:bookmarkStart w:id="40" w:name="conflicts-of-interest"/>
     <w:p>
       <w:pPr>
         <w:pStyle w:val="Heading2"/>
@@ -3018,8 +3032,8 @@
         <w:t xml:space="preserve">The author declares no competing financial or non-financial interests relevant to this work.</w:t>
       </w:r>
     </w:p>
-    <w:bookmarkEnd w:id="39"/>
-    <w:bookmarkStart w:id="90" w:name="funding"/>
+    <w:bookmarkEnd w:id="40"/>
+    <w:bookmarkStart w:id="91" w:name="funding"/>
     <w:p>
       <w:pPr>
         <w:pStyle w:val="Heading2"/>
@@ -3036,8 +3050,8 @@
         <w:t xml:space="preserve">No specific funding was received for this work.</w:t>
       </w:r>
     </w:p>
-    <w:bookmarkStart w:id="89" w:name="refs"/>
-    <w:bookmarkStart w:id="41" w:name="ref-ahn2024tropion"/>
+    <w:bookmarkStart w:id="90" w:name="refs"/>
+    <w:bookmarkStart w:id="42" w:name="ref-ahn2024tropion"/>
     <w:p>
       <w:pPr>
         <w:pStyle w:val="Bibliography"/>
@@ -3091,7 +3105,7 @@
       <w:r>
         <w:t xml:space="preserve"> </w:t>
       </w:r>
-      <w:hyperlink r:id="rId40">
+      <w:hyperlink r:id="rId41">
         <w:r>
           <w:rPr>
             <w:rStyle w:val="Hyperlink"/>
@@ -3103,8 +3117,8 @@
         <w:t xml:space="preserve">.</w:t>
       </w:r>
     </w:p>
-    <w:bookmarkEnd w:id="41"/>
-    <w:bookmarkStart w:id="43" w:name="ref-byrt1993pabak"/>
+    <w:bookmarkEnd w:id="42"/>
+    <w:bookmarkStart w:id="44" w:name="ref-byrt1993pabak"/>
     <w:p>
       <w:pPr>
         <w:pStyle w:val="Bibliography"/>
@@ -3137,7 +3151,7 @@
       <w:r>
         <w:t xml:space="preserve"> </w:t>
       </w:r>
-      <w:hyperlink r:id="rId42">
+      <w:hyperlink r:id="rId43">
         <w:r>
           <w:rPr>
             <w:rStyle w:val="Hyperlink"/>
@@ -3149,8 +3163,8 @@
         <w:t xml:space="preserve">.</w:t>
       </w:r>
     </w:p>
-    <w:bookmarkEnd w:id="43"/>
-    <w:bookmarkStart w:id="45" w:name="ref-camidge2018altal1"/>
+    <w:bookmarkEnd w:id="44"/>
+    <w:bookmarkStart w:id="46" w:name="ref-camidge2018altal1"/>
     <w:p>
       <w:pPr>
         <w:pStyle w:val="Bibliography"/>
@@ -3204,7 +3218,7 @@
       <w:r>
         <w:t xml:space="preserve"> </w:t>
       </w:r>
-      <w:hyperlink r:id="rId44">
+      <w:hyperlink r:id="rId45">
         <w:r>
           <w:rPr>
             <w:rStyle w:val="Hyperlink"/>
@@ -3216,8 +3230,8 @@
         <w:t xml:space="preserve">.</w:t>
       </w:r>
     </w:p>
-    <w:bookmarkEnd w:id="45"/>
-    <w:bookmarkStart w:id="47" w:name="ref-cho2024mariposa"/>
+    <w:bookmarkEnd w:id="46"/>
+    <w:bookmarkStart w:id="48" w:name="ref-cho2024mariposa"/>
     <w:p>
       <w:pPr>
         <w:pStyle w:val="Bibliography"/>
@@ -3274,7 +3288,7 @@
       <w:r>
         <w:t xml:space="preserve"> </w:t>
       </w:r>
-      <w:hyperlink r:id="rId46">
+      <w:hyperlink r:id="rId47">
         <w:r>
           <w:rPr>
             <w:rStyle w:val="Hyperlink"/>
@@ -3286,8 +3300,8 @@
         <w:t xml:space="preserve">.</w:t>
       </w:r>
     </w:p>
-    <w:bookmarkEnd w:id="47"/>
-    <w:bookmarkStart w:id="49" w:name="ref-clopper1934"/>
+    <w:bookmarkEnd w:id="48"/>
+    <w:bookmarkStart w:id="50" w:name="ref-clopper1934"/>
     <w:p>
       <w:pPr>
         <w:pStyle w:val="Bibliography"/>
@@ -3320,7 +3334,7 @@
       <w:r>
         <w:t xml:space="preserve"> </w:t>
       </w:r>
-      <w:hyperlink r:id="rId48">
+      <w:hyperlink r:id="rId49">
         <w:r>
           <w:rPr>
             <w:rStyle w:val="Hyperlink"/>
@@ -3332,8 +3346,8 @@
         <w:t xml:space="preserve">.</w:t>
       </w:r>
     </w:p>
-    <w:bookmarkEnd w:id="49"/>
-    <w:bookmarkStart w:id="51" w:name="ref-cohen1960kappa"/>
+    <w:bookmarkEnd w:id="50"/>
+    <w:bookmarkStart w:id="52" w:name="ref-cohen1960kappa"/>
     <w:p>
       <w:pPr>
         <w:pStyle w:val="Bibliography"/>
@@ -3366,7 +3380,7 @@
       <w:r>
         <w:t xml:space="preserve"> </w:t>
       </w:r>
-      <w:hyperlink r:id="rId50">
+      <w:hyperlink r:id="rId51">
         <w:r>
           <w:rPr>
             <w:rStyle w:val="Hyperlink"/>
@@ -3378,8 +3392,8 @@
         <w:t xml:space="preserve">.</w:t>
       </w:r>
     </w:p>
-    <w:bookmarkEnd w:id="51"/>
-    <w:bookmarkStart w:id="53" w:name="ref-efron1979bootstrap"/>
+    <w:bookmarkEnd w:id="52"/>
+    <w:bookmarkStart w:id="54" w:name="ref-efron1979bootstrap"/>
     <w:p>
       <w:pPr>
         <w:pStyle w:val="Bibliography"/>
@@ -3412,7 +3426,7 @@
       <w:r>
         <w:t xml:space="preserve"> </w:t>
       </w:r>
-      <w:hyperlink r:id="rId52">
+      <w:hyperlink r:id="rId53">
         <w:r>
           <w:rPr>
             <w:rStyle w:val="Hyperlink"/>
@@ -3424,8 +3438,8 @@
         <w:t xml:space="preserve">.</w:t>
       </w:r>
     </w:p>
-    <w:bookmarkEnd w:id="53"/>
-    <w:bookmarkStart w:id="55" w:name="ref-nccn_nsclc_2024"/>
+    <w:bookmarkEnd w:id="54"/>
+    <w:bookmarkStart w:id="56" w:name="ref-nccn_nsclc_2024"/>
     <w:p>
       <w:pPr>
         <w:pStyle w:val="Bibliography"/>
@@ -3470,7 +3484,7 @@
       <w:r>
         <w:t xml:space="preserve"> </w:t>
       </w:r>
-      <w:hyperlink r:id="rId54">
+      <w:hyperlink r:id="rId55">
         <w:r>
           <w:rPr>
             <w:rStyle w:val="Hyperlink"/>
@@ -3482,8 +3496,8 @@
         <w:t xml:space="preserve">.</w:t>
       </w:r>
     </w:p>
-    <w:bookmarkEnd w:id="55"/>
-    <w:bookmarkStart w:id="57" w:name="ref-guyatt2008grade"/>
+    <w:bookmarkEnd w:id="56"/>
+    <w:bookmarkStart w:id="58" w:name="ref-guyatt2008grade"/>
     <w:p>
       <w:pPr>
         <w:pStyle w:val="Bibliography"/>
@@ -3525,7 +3539,7 @@
       <w:r>
         <w:t xml:space="preserve"> </w:t>
       </w:r>
-      <w:hyperlink r:id="rId56">
+      <w:hyperlink r:id="rId57">
         <w:r>
           <w:rPr>
             <w:rStyle w:val="Hyperlink"/>
@@ -3537,8 +3551,8 @@
         <w:t xml:space="preserve">.</w:t>
       </w:r>
     </w:p>
-    <w:bookmarkEnd w:id="57"/>
-    <w:bookmarkStart w:id="58" w:name="ref-hagberg2008networkx"/>
+    <w:bookmarkEnd w:id="58"/>
+    <w:bookmarkStart w:id="59" w:name="ref-hagberg2008networkx"/>
     <w:p>
       <w:pPr>
         <w:pStyle w:val="Bibliography"/>
@@ -3575,8 +3589,8 @@
         <w:t xml:space="preserve">, 11–15.</w:t>
       </w:r>
     </w:p>
-    <w:bookmarkEnd w:id="58"/>
-    <w:bookmarkStart w:id="60" w:name="ref-hendriks2023esmo"/>
+    <w:bookmarkEnd w:id="59"/>
+    <w:bookmarkStart w:id="61" w:name="ref-hendriks2023esmo"/>
     <w:p>
       <w:pPr>
         <w:pStyle w:val="Bibliography"/>
@@ -3624,7 +3638,7 @@
       <w:r>
         <w:t xml:space="preserve"> </w:t>
       </w:r>
-      <w:hyperlink r:id="rId59">
+      <w:hyperlink r:id="rId60">
         <w:r>
           <w:rPr>
             <w:rStyle w:val="Hyperlink"/>
@@ -3636,8 +3650,8 @@
         <w:t xml:space="preserve">.</w:t>
       </w:r>
     </w:p>
-    <w:bookmarkEnd w:id="60"/>
-    <w:bookmarkStart w:id="62" w:name="ref-janne2024flaura2"/>
+    <w:bookmarkEnd w:id="61"/>
+    <w:bookmarkStart w:id="63" w:name="ref-janne2024flaura2"/>
     <w:p>
       <w:pPr>
         <w:pStyle w:val="Bibliography"/>
@@ -3703,7 +3717,7 @@
       <w:r>
         <w:t xml:space="preserve"> </w:t>
       </w:r>
-      <w:hyperlink r:id="rId61">
+      <w:hyperlink r:id="rId62">
         <w:r>
           <w:rPr>
             <w:rStyle w:val="Hyperlink"/>
@@ -3715,8 +3729,8 @@
         <w:t xml:space="preserve">.</w:t>
       </w:r>
     </w:p>
-    <w:bookmarkEnd w:id="62"/>
-    <w:bookmarkStart w:id="64" w:name="ref-mateo2018escat"/>
+    <w:bookmarkEnd w:id="63"/>
+    <w:bookmarkStart w:id="65" w:name="ref-mateo2018escat"/>
     <w:p>
       <w:pPr>
         <w:pStyle w:val="Bibliography"/>
@@ -3770,7 +3784,7 @@
       <w:r>
         <w:t xml:space="preserve"> </w:t>
       </w:r>
-      <w:hyperlink r:id="rId63">
+      <w:hyperlink r:id="rId64">
         <w:r>
           <w:rPr>
             <w:rStyle w:val="Hyperlink"/>
@@ -3782,8 +3796,8 @@
         <w:t xml:space="preserve">.</w:t>
       </w:r>
     </w:p>
-    <w:bookmarkEnd w:id="64"/>
-    <w:bookmarkStart w:id="66" w:name="ref-mok2017aura3"/>
+    <w:bookmarkEnd w:id="65"/>
+    <w:bookmarkStart w:id="67" w:name="ref-mok2017aura3"/>
     <w:p>
       <w:pPr>
         <w:pStyle w:val="Bibliography"/>
@@ -3837,7 +3851,7 @@
       <w:r>
         <w:t xml:space="preserve"> </w:t>
       </w:r>
-      <w:hyperlink r:id="rId65">
+      <w:hyperlink r:id="rId66">
         <w:r>
           <w:rPr>
             <w:rStyle w:val="Hyperlink"/>
@@ -3849,8 +3863,8 @@
         <w:t xml:space="preserve">.</w:t>
       </w:r>
     </w:p>
-    <w:bookmarkEnd w:id="66"/>
-    <w:bookmarkStart w:id="68" w:name="ref-munafo2017manifesto"/>
+    <w:bookmarkEnd w:id="67"/>
+    <w:bookmarkStart w:id="69" w:name="ref-munafo2017manifesto"/>
     <w:p>
       <w:pPr>
         <w:pStyle w:val="Bibliography"/>
@@ -3883,7 +3897,7 @@
       <w:r>
         <w:t xml:space="preserve"> </w:t>
       </w:r>
-      <w:hyperlink r:id="rId67">
+      <w:hyperlink r:id="rId68">
         <w:r>
           <w:rPr>
             <w:rStyle w:val="Hyperlink"/>
@@ -3895,8 +3909,8 @@
         <w:t xml:space="preserve">.</w:t>
       </w:r>
     </w:p>
-    <w:bookmarkEnd w:id="68"/>
-    <w:bookmarkStart w:id="70" w:name="ref-moher2020prisma"/>
+    <w:bookmarkEnd w:id="69"/>
+    <w:bookmarkStart w:id="71" w:name="ref-moher2020prisma"/>
     <w:p>
       <w:pPr>
         <w:pStyle w:val="Bibliography"/>
@@ -3932,7 +3946,7 @@
       <w:r>
         <w:t xml:space="preserve"> </w:t>
       </w:r>
-      <w:hyperlink r:id="rId69">
+      <w:hyperlink r:id="rId70">
         <w:r>
           <w:rPr>
             <w:rStyle w:val="Hyperlink"/>
@@ -3944,8 +3958,8 @@
         <w:t xml:space="preserve">.</w:t>
       </w:r>
     </w:p>
-    <w:bookmarkEnd w:id="70"/>
-    <w:bookmarkStart w:id="72" w:name="ref-passaro2024mariposa2"/>
+    <w:bookmarkEnd w:id="71"/>
+    <w:bookmarkStart w:id="73" w:name="ref-passaro2024mariposa2"/>
     <w:p>
       <w:pPr>
         <w:pStyle w:val="Bibliography"/>
@@ -3999,7 +4013,7 @@
       <w:r>
         <w:t xml:space="preserve"> </w:t>
       </w:r>
-      <w:hyperlink r:id="rId71">
+      <w:hyperlink r:id="rId72">
         <w:r>
           <w:rPr>
             <w:rStyle w:val="Hyperlink"/>
@@ -4011,8 +4025,8 @@
         <w:t xml:space="preserve">.</w:t>
       </w:r>
     </w:p>
-    <w:bookmarkEnd w:id="72"/>
-    <w:bookmarkStart w:id="74" w:name="ref-peters2017alex"/>
+    <w:bookmarkEnd w:id="73"/>
+    <w:bookmarkStart w:id="75" w:name="ref-peters2017alex"/>
     <w:p>
       <w:pPr>
         <w:pStyle w:val="Bibliography"/>
@@ -4060,7 +4074,7 @@
       <w:r>
         <w:t xml:space="preserve"> </w:t>
       </w:r>
-      <w:hyperlink r:id="rId73">
+      <w:hyperlink r:id="rId74">
         <w:r>
           <w:rPr>
             <w:rStyle w:val="Hyperlink"/>
@@ -4072,8 +4086,8 @@
         <w:t xml:space="preserve">.</w:t>
       </w:r>
     </w:p>
-    <w:bookmarkEnd w:id="74"/>
-    <w:bookmarkStart w:id="76" w:name="ref-rouse2017nma"/>
+    <w:bookmarkEnd w:id="75"/>
+    <w:bookmarkStart w:id="77" w:name="ref-rouse2017nma"/>
     <w:p>
       <w:pPr>
         <w:pStyle w:val="Bibliography"/>
@@ -4106,7 +4120,7 @@
       <w:r>
         <w:t xml:space="preserve"> </w:t>
       </w:r>
-      <w:hyperlink r:id="rId75">
+      <w:hyperlink r:id="rId76">
         <w:r>
           <w:rPr>
             <w:rStyle w:val="Hyperlink"/>
@@ -4118,8 +4132,8 @@
         <w:t xml:space="preserve">.</w:t>
       </w:r>
     </w:p>
-    <w:bookmarkEnd w:id="76"/>
-    <w:bookmarkStart w:id="78" w:name="ref-shaw2020crown"/>
+    <w:bookmarkEnd w:id="77"/>
+    <w:bookmarkStart w:id="79" w:name="ref-shaw2020crown"/>
     <w:p>
       <w:pPr>
         <w:pStyle w:val="Bibliography"/>
@@ -4173,7 +4187,7 @@
       <w:r>
         <w:t xml:space="preserve"> </w:t>
       </w:r>
-      <w:hyperlink r:id="rId77">
+      <w:hyperlink r:id="rId78">
         <w:r>
           <w:rPr>
             <w:rStyle w:val="Hyperlink"/>
@@ -4185,8 +4199,8 @@
         <w:t xml:space="preserve">.</w:t>
       </w:r>
     </w:p>
-    <w:bookmarkEnd w:id="78"/>
-    <w:bookmarkStart w:id="80" w:name="ref-solomon2014profile1014"/>
+    <w:bookmarkEnd w:id="79"/>
+    <w:bookmarkStart w:id="81" w:name="ref-solomon2014profile1014"/>
     <w:p>
       <w:pPr>
         <w:pStyle w:val="Bibliography"/>
@@ -4240,7 +4254,7 @@
       <w:r>
         <w:t xml:space="preserve"> </w:t>
       </w:r>
-      <w:hyperlink r:id="rId79">
+      <w:hyperlink r:id="rId80">
         <w:r>
           <w:rPr>
             <w:rStyle w:val="Hyperlink"/>
@@ -4252,8 +4266,8 @@
         <w:t xml:space="preserve">.</w:t>
       </w:r>
     </w:p>
-    <w:bookmarkEnd w:id="80"/>
-    <w:bookmarkStart w:id="82" w:name="ref-soria2018flaura"/>
+    <w:bookmarkEnd w:id="81"/>
+    <w:bookmarkStart w:id="83" w:name="ref-soria2018flaura"/>
     <w:p>
       <w:pPr>
         <w:pStyle w:val="Bibliography"/>
@@ -4301,7 +4315,7 @@
       <w:r>
         <w:t xml:space="preserve"> </w:t>
       </w:r>
-      <w:hyperlink r:id="rId81">
+      <w:hyperlink r:id="rId82">
         <w:r>
           <w:rPr>
             <w:rStyle w:val="Hyperlink"/>
@@ -4313,8 +4327,8 @@
         <w:t xml:space="preserve">.</w:t>
       </w:r>
     </w:p>
-    <w:bookmarkEnd w:id="82"/>
-    <w:bookmarkStart w:id="83" w:name="ref-viera2005"/>
+    <w:bookmarkEnd w:id="83"/>
+    <w:bookmarkStart w:id="84" w:name="ref-viera2005"/>
     <w:p>
       <w:pPr>
         <w:pStyle w:val="Bibliography"/>
@@ -4345,8 +4359,8 @@
         <w:t xml:space="preserve">37 (5): 360–63.</w:t>
       </w:r>
     </w:p>
-    <w:bookmarkEnd w:id="83"/>
-    <w:bookmarkStart w:id="85" w:name="ref-wu2017archer1050"/>
+    <w:bookmarkEnd w:id="84"/>
+    <w:bookmarkStart w:id="86" w:name="ref-wu2017archer1050"/>
     <w:p>
       <w:pPr>
         <w:pStyle w:val="Bibliography"/>
@@ -4400,7 +4414,7 @@
       <w:r>
         <w:t xml:space="preserve"> </w:t>
       </w:r>
-      <w:hyperlink r:id="rId84">
+      <w:hyperlink r:id="rId85">
         <w:r>
           <w:rPr>
             <w:rStyle w:val="Hyperlink"/>
@@ -4412,8 +4426,8 @@
         <w:t xml:space="preserve">.</w:t>
       </w:r>
     </w:p>
-    <w:bookmarkEnd w:id="85"/>
-    <w:bookmarkStart w:id="87" w:name="ref-yu2024herthena"/>
+    <w:bookmarkEnd w:id="86"/>
+    <w:bookmarkStart w:id="88" w:name="ref-yu2024herthena"/>
     <w:p>
       <w:pPr>
         <w:pStyle w:val="Bibliography"/>
@@ -4482,7 +4496,7 @@
       <w:r>
         <w:t xml:space="preserve"> </w:t>
       </w:r>
-      <w:hyperlink r:id="rId86">
+      <w:hyperlink r:id="rId87">
         <w:r>
           <w:rPr>
             <w:rStyle w:val="Hyperlink"/>
@@ -4494,8 +4508,8 @@
         <w:t xml:space="preserve">.</w:t>
       </w:r>
     </w:p>
-    <w:bookmarkEnd w:id="87"/>
-    <w:bookmarkStart w:id="88" w:name="ref-zhou2024papillon"/>
+    <w:bookmarkEnd w:id="88"/>
+    <w:bookmarkStart w:id="89" w:name="ref-zhou2024papillon"/>
     <w:p>
       <w:pPr>
         <w:pStyle w:val="Bibliography"/>
@@ -4558,7 +4572,7 @@
       <w:r>
         <w:t xml:space="preserve"> </w:t>
       </w:r>
-      <w:hyperlink r:id="rId46">
+      <w:hyperlink r:id="rId47">
         <w:r>
           <w:rPr>
             <w:rStyle w:val="Hyperlink"/>
@@ -4570,10 +4584,10 @@
         <w:t xml:space="preserve">.</w:t>
       </w:r>
     </w:p>
-    <w:bookmarkEnd w:id="88"/>
     <w:bookmarkEnd w:id="89"/>
     <w:bookmarkEnd w:id="90"/>
     <w:bookmarkEnd w:id="91"/>
+    <w:bookmarkEnd w:id="92"/>
     <w:sectPr>
       <w:footnotePr>
         <w:numRestart w:val="eachSect"/>

--- a/release/mbc-evidence-dag-paper-A-NSCLC-only-v3.1.0.docx
+++ b/release/mbc-evidence-dag-paper-A-NSCLC-only-v3.1.0.docx
@@ -40,7 +40,7 @@
         <w:pStyle w:val="Date"/>
       </w:pPr>
       <w:r>
-        <w:t xml:space="preserve">2026-05-17</w:t>
+        <w:t xml:space="preserve">2026-05-20</w:t>
       </w:r>
     </w:p>
     <w:p>
@@ -967,7 +967,7 @@
         <w:t xml:space="preserve"> </w:t>
       </w:r>
       <w:r>
-        <w:t xml:space="preserve">are listed in Supplementary Table S1 with a graph-encoding addendum. A companion methods manuscript describing the framework, schema, and dual-LLM-annotator pipeline in greater depth is deposited at medRxiv [DOI pending] and submitted to</w:t>
+        <w:t xml:space="preserve">are listed in Supplementary Table S1 with a graph-encoding addendum. A companion methods manuscript describing the framework, schema, and dual-LLM-annotator pipeline in greater depth is in concurrent submission to</w:t>
       </w:r>
       <w:r>
         <w:t xml:space="preserve"> </w:t>
@@ -2986,7 +2986,20 @@
         <w:t xml:space="preserve">4b5bf1a</w:t>
       </w:r>
       <w:r>
-        <w:t xml:space="preserve">, committed before any NSCLC outcome-touching analysis. Companion methods preprint at medRxiv [DOI pending].</w:t>
+        <w:t xml:space="preserve">, committed before any NSCLC outcome-touching analysis. Companion methods manuscript in concurrent submission to</w:t>
+      </w:r>
+      <w:r>
+        <w:t xml:space="preserve"> </w:t>
+      </w:r>
+      <w:r>
+        <w:rPr>
+          <w:i/>
+          <w:iCs/>
+        </w:rPr>
+        <w:t xml:space="preserve">Research Synthesis Methods</w:t>
+      </w:r>
+      <w:r>
+        <w:t xml:space="preserve">.</w:t>
       </w:r>
     </w:p>
     <w:bookmarkEnd w:id="38"/>
